--- a/informes-growth/insmed-2026-10-14/Insmed - growth - 2026-10-14.docx
+++ b/informes-growth/insmed-2026-10-14/Insmed - growth - 2026-10-14.docx
@@ -4394,7 +4394,7 @@
         <w:t xml:space="preserve">informes-growth/cartera-growth.md</w:t>
       </w:r>
       <w:r>
-        <w:t xml:space="preserve">]. Liquidez de ≈ 27 EUR: solo cabe sustituir. Alphabet se vende mañana y no cuenta como exposición a IA. Insmed tampoco la aporta (sección 4).</w:t>
+        <w:t xml:space="preserve">]. Liquidez libre casi nula: solo cabe sustituir. Alphabet se vende mañana y no cuenta como exposición a IA. Insmed tampoco la aporta (sección 4).</w:t>
       </w:r>
     </w:p>
     <w:p>
